--- a/工作周报/工作周报模板.docx
+++ b/工作周报/工作周报模板.docx
@@ -142,6 +142,13 @@
                 <w:color w:val="000000"/>
               </w:rPr>
             </w:pPr>
+            <w:r>
+              <w:rPr>
+                <w:rFonts w:ascii="宋体" w:eastAsia="宋体" w:hAnsi="宋体" w:cs="宋体" w:hint="eastAsia"/>
+                <w:color w:val="000000"/>
+              </w:rPr>
+              <w:t>朱绪达</w:t>
+            </w:r>
           </w:p>
         </w:tc>
         <w:tc>
@@ -195,6 +202,13 @@
                 <w:color w:val="000000"/>
               </w:rPr>
             </w:pPr>
+            <w:r>
+              <w:rPr>
+                <w:rFonts w:ascii="宋体" w:eastAsia="宋体" w:hAnsi="宋体" w:cs="宋体" w:hint="eastAsia"/>
+                <w:color w:val="000000"/>
+              </w:rPr>
+              <w:t>2026/3/25-2026/4/1</w:t>
+            </w:r>
           </w:p>
         </w:tc>
         <w:tc>
@@ -244,9 +258,20 @@
               <w:spacing w:after="0" w:line="240" w:lineRule="auto"/>
               <w:rPr>
                 <w:rFonts w:ascii="宋体" w:eastAsia="宋体" w:hAnsi="宋体" w:cs="宋体" w:hint="eastAsia"/>
-                <w:color w:val="000000"/>
-              </w:rPr>
-            </w:pPr>
+                <w:b/>
+                <w:bCs/>
+                <w:color w:val="000000"/>
+              </w:rPr>
+            </w:pPr>
+            <w:r>
+              <w:rPr>
+                <w:rFonts w:ascii="宋体" w:eastAsia="宋体" w:hAnsi="宋体" w:cs="宋体"/>
+                <w:b/>
+                <w:bCs/>
+                <w:color w:val="000000"/>
+              </w:rPr>
+              <w:t>模拟面试智能体系统 </w:t>
+            </w:r>
           </w:p>
         </w:tc>
       </w:tr>
@@ -302,25 +327,315 @@
             <w:pPr>
               <w:textAlignment w:val="top"/>
               <w:rPr>
-                <w:rFonts w:ascii="宋体" w:eastAsia="宋体" w:hAnsi="宋体" w:cs="宋体" w:hint="eastAsia"/>
-                <w:color w:val="000000"/>
-                <w:lang w:bidi="ar"/>
-              </w:rPr>
-            </w:pPr>
-            <w:r>
-              <w:rPr>
-                <w:rFonts w:ascii="宋体" w:eastAsia="宋体" w:hAnsi="宋体" w:cs="宋体" w:hint="eastAsia"/>
-                <w:color w:val="000000"/>
-                <w:lang w:bidi="ar"/>
-              </w:rPr>
-              <w:t>完成的内容(项目达到运行状态时，请配截图）：</w:t>
+                <w:rFonts w:ascii="宋体" w:eastAsia="宋体" w:hAnsi="宋体" w:cs="宋体"/>
+                <w:color w:val="000000"/>
+                <w:lang w:bidi="ar"/>
+              </w:rPr>
+            </w:pPr>
+            <w:r>
+              <w:rPr>
+                <w:rFonts w:ascii="宋体" w:eastAsia="宋体" w:hAnsi="宋体" w:cs="宋体" w:hint="eastAsia"/>
+                <w:color w:val="000000"/>
+                <w:lang w:bidi="ar"/>
+              </w:rPr>
+              <w:t>完成的内容(项目达到运行状态时，</w:t>
+            </w:r>
+            <w:proofErr w:type="gramStart"/>
+            <w:r>
+              <w:rPr>
+                <w:rFonts w:ascii="宋体" w:eastAsia="宋体" w:hAnsi="宋体" w:cs="宋体" w:hint="eastAsia"/>
+                <w:color w:val="000000"/>
+                <w:lang w:bidi="ar"/>
+              </w:rPr>
+              <w:t>请配截</w:t>
+            </w:r>
+            <w:proofErr w:type="gramEnd"/>
+            <w:r>
+              <w:rPr>
+                <w:rFonts w:ascii="宋体" w:eastAsia="宋体" w:hAnsi="宋体" w:cs="宋体" w:hint="eastAsia"/>
+                <w:color w:val="000000"/>
+                <w:lang w:bidi="ar"/>
+              </w:rPr>
+              <w:t>图）：</w:t>
             </w:r>
           </w:p>
           <w:p>
             <w:pPr>
               <w:textAlignment w:val="top"/>
               <w:rPr>
-                <w:rFonts w:ascii="宋体" w:eastAsia="宋体" w:hAnsi="宋体" w:cs="宋体" w:hint="eastAsia"/>
+                <w:rFonts w:ascii="宋体" w:eastAsia="宋体" w:hAnsi="宋体" w:cs="宋体"/>
+                <w:color w:val="000000"/>
+                <w:lang w:bidi="ar"/>
+              </w:rPr>
+            </w:pPr>
+            <w:r>
+              <w:rPr>
+                <w:rFonts w:ascii="宋体" w:eastAsia="宋体" w:hAnsi="宋体" w:cs="宋体"/>
+                <w:color w:val="000000"/>
+                <w:lang w:bidi="ar"/>
+              </w:rPr>
+              <w:t>1. 系统架构与功能模块设计</w:t>
+            </w:r>
+          </w:p>
+          <w:p>
+            <w:pPr>
+              <w:numPr>
+                <w:ilvl w:val="0"/>
+                <w:numId w:val="6"/>
+              </w:numPr>
+              <w:textAlignment w:val="top"/>
+              <w:rPr>
+                <w:rFonts w:ascii="宋体" w:eastAsia="宋体" w:hAnsi="宋体" w:cs="宋体"/>
+                <w:color w:val="000000"/>
+                <w:lang w:bidi="ar"/>
+              </w:rPr>
+            </w:pPr>
+            <w:r>
+              <w:rPr>
+                <w:rFonts w:ascii="宋体" w:eastAsia="宋体" w:hAnsi="宋体" w:cs="宋体"/>
+                <w:color w:val="000000"/>
+                <w:lang w:bidi="ar"/>
+              </w:rPr>
+              <w:t>全局架构规划： 明确了模拟面试系统的 6 大核心模块（用户管理 UM、题目管理 QM、模拟面试 IM、AI 助手 AI、文件下载 DM、文件预览 PM）。</w:t>
+            </w:r>
+          </w:p>
+          <w:p>
+            <w:pPr>
+              <w:numPr>
+                <w:ilvl w:val="0"/>
+                <w:numId w:val="6"/>
+              </w:numPr>
+              <w:textAlignment w:val="top"/>
+              <w:rPr>
+                <w:rFonts w:ascii="宋体" w:eastAsia="宋体" w:hAnsi="宋体" w:cs="宋体"/>
+                <w:color w:val="000000"/>
+                <w:lang w:bidi="ar"/>
+              </w:rPr>
+            </w:pPr>
+            <w:r>
+              <w:rPr>
+                <w:rFonts w:ascii="宋体" w:eastAsia="宋体" w:hAnsi="宋体" w:cs="宋体"/>
+                <w:color w:val="000000"/>
+                <w:lang w:bidi="ar"/>
+              </w:rPr>
+              <w:t>核心链路梳理： 确立了以“多模态分析”和“智能提问”为核心的面试评测流程。</w:t>
+            </w:r>
+          </w:p>
+          <w:p>
+            <w:pPr>
+              <w:textAlignment w:val="top"/>
+              <w:rPr>
+                <w:rFonts w:ascii="宋体" w:eastAsia="宋体" w:hAnsi="宋体" w:cs="宋体"/>
+                <w:color w:val="000000"/>
+                <w:lang w:bidi="ar"/>
+              </w:rPr>
+            </w:pPr>
+            <w:r>
+              <w:rPr>
+                <w:rFonts w:ascii="宋体" w:eastAsia="宋体" w:hAnsi="宋体" w:cs="宋体"/>
+                <w:color w:val="000000"/>
+                <w:lang w:bidi="ar"/>
+              </w:rPr>
+              <w:t>2. 用户管理模块 (UM) 详细设计与接口定义</w:t>
+            </w:r>
+          </w:p>
+          <w:p>
+            <w:pPr>
+              <w:numPr>
+                <w:ilvl w:val="0"/>
+                <w:numId w:val="7"/>
+              </w:numPr>
+              <w:textAlignment w:val="top"/>
+              <w:rPr>
+                <w:rFonts w:ascii="宋体" w:eastAsia="宋体" w:hAnsi="宋体" w:cs="宋体"/>
+                <w:color w:val="000000"/>
+                <w:lang w:bidi="ar"/>
+              </w:rPr>
+            </w:pPr>
+            <w:r>
+              <w:rPr>
+                <w:rFonts w:ascii="宋体" w:eastAsia="宋体" w:hAnsi="宋体" w:cs="宋体"/>
+                <w:color w:val="000000"/>
+                <w:lang w:bidi="ar"/>
+              </w:rPr>
+              <w:t xml:space="preserve">身份验证体系： 完成了用户注册（UM-001）与登录（UM-002）的业务逻辑设计。引入 </w:t>
+            </w:r>
+            <w:proofErr w:type="spellStart"/>
+            <w:r>
+              <w:rPr>
+                <w:rFonts w:ascii="宋体" w:eastAsia="宋体" w:hAnsi="宋体" w:cs="宋体"/>
+                <w:color w:val="000000"/>
+                <w:lang w:bidi="ar"/>
+              </w:rPr>
+              <w:t>bcrypt</w:t>
+            </w:r>
+            <w:proofErr w:type="spellEnd"/>
+            <w:r>
+              <w:rPr>
+                <w:rFonts w:ascii="宋体" w:eastAsia="宋体" w:hAnsi="宋体" w:cs="宋体"/>
+                <w:color w:val="000000"/>
+                <w:lang w:bidi="ar"/>
+              </w:rPr>
+              <w:t xml:space="preserve"> 算法 进行密码加密处理，并设计了基于 Token 的认证机制。</w:t>
+            </w:r>
+          </w:p>
+          <w:p>
+            <w:pPr>
+              <w:numPr>
+                <w:ilvl w:val="0"/>
+                <w:numId w:val="7"/>
+              </w:numPr>
+              <w:textAlignment w:val="top"/>
+              <w:rPr>
+                <w:rFonts w:ascii="宋体" w:eastAsia="宋体" w:hAnsi="宋体" w:cs="宋体"/>
+                <w:color w:val="000000"/>
+                <w:lang w:bidi="ar"/>
+              </w:rPr>
+            </w:pPr>
+            <w:r>
+              <w:rPr>
+                <w:rFonts w:ascii="宋体" w:eastAsia="宋体" w:hAnsi="宋体" w:cs="宋体"/>
+                <w:color w:val="000000"/>
+                <w:lang w:bidi="ar"/>
+              </w:rPr>
+              <w:t>文件存储方案： 建立了头像与简历的分类存储规范（</w:t>
+            </w:r>
+            <w:proofErr w:type="spellStart"/>
+            <w:r>
+              <w:rPr>
+                <w:rFonts w:ascii="宋体" w:eastAsia="宋体" w:hAnsi="宋体" w:cs="宋体"/>
+                <w:color w:val="000000"/>
+                <w:lang w:bidi="ar"/>
+              </w:rPr>
+              <w:t>DataFile</w:t>
+            </w:r>
+            <w:proofErr w:type="spellEnd"/>
+            <w:r>
+              <w:rPr>
+                <w:rFonts w:ascii="宋体" w:eastAsia="宋体" w:hAnsi="宋体" w:cs="宋体"/>
+                <w:color w:val="000000"/>
+                <w:lang w:bidi="ar"/>
+              </w:rPr>
+              <w:t>/目录），并实现了严格的 MIME 类型校验与文件大小限制。</w:t>
+            </w:r>
+          </w:p>
+          <w:p>
+            <w:pPr>
+              <w:numPr>
+                <w:ilvl w:val="0"/>
+                <w:numId w:val="7"/>
+              </w:numPr>
+              <w:textAlignment w:val="top"/>
+              <w:rPr>
+                <w:rFonts w:ascii="宋体" w:eastAsia="宋体" w:hAnsi="宋体" w:cs="宋体"/>
+                <w:color w:val="000000"/>
+                <w:lang w:bidi="ar"/>
+              </w:rPr>
+            </w:pPr>
+            <w:r>
+              <w:rPr>
+                <w:rFonts w:ascii="宋体" w:eastAsia="宋体" w:hAnsi="宋体" w:cs="宋体"/>
+                <w:color w:val="000000"/>
+                <w:lang w:bidi="ar"/>
+              </w:rPr>
+              <w:t>用户信息维护： 完成了获取信息、更新资料、头像上传/预览及简历状态检查等 8 个子项 的接口协议定义。</w:t>
+            </w:r>
+          </w:p>
+          <w:p>
+            <w:pPr>
+              <w:textAlignment w:val="top"/>
+              <w:rPr>
+                <w:rFonts w:ascii="宋体" w:eastAsia="宋体" w:hAnsi="宋体" w:cs="宋体"/>
+                <w:color w:val="000000"/>
+                <w:lang w:bidi="ar"/>
+              </w:rPr>
+            </w:pPr>
+            <w:r>
+              <w:rPr>
+                <w:rFonts w:ascii="宋体" w:eastAsia="宋体" w:hAnsi="宋体" w:cs="宋体"/>
+                <w:color w:val="000000"/>
+                <w:lang w:bidi="ar"/>
+              </w:rPr>
+              <w:t>3. 面试题目管理模块 (QM) 逻辑构建</w:t>
+            </w:r>
+          </w:p>
+          <w:p>
+            <w:pPr>
+              <w:numPr>
+                <w:ilvl w:val="0"/>
+                <w:numId w:val="8"/>
+              </w:numPr>
+              <w:textAlignment w:val="top"/>
+              <w:rPr>
+                <w:rFonts w:ascii="宋体" w:eastAsia="宋体" w:hAnsi="宋体" w:cs="宋体"/>
+                <w:color w:val="000000"/>
+                <w:lang w:bidi="ar"/>
+              </w:rPr>
+            </w:pPr>
+            <w:r>
+              <w:rPr>
+                <w:rFonts w:ascii="宋体" w:eastAsia="宋体" w:hAnsi="宋体" w:cs="宋体"/>
+                <w:color w:val="000000"/>
+                <w:lang w:bidi="ar"/>
+              </w:rPr>
+              <w:t>多领域题库设计： 规划了大数据、物联网、人工智能三大领域的专业题库，涵盖 1000 道题目的预设目标。</w:t>
+            </w:r>
+          </w:p>
+          <w:p>
+            <w:pPr>
+              <w:numPr>
+                <w:ilvl w:val="0"/>
+                <w:numId w:val="8"/>
+              </w:numPr>
+              <w:textAlignment w:val="top"/>
+              <w:rPr>
+                <w:rFonts w:ascii="宋体" w:eastAsia="宋体" w:hAnsi="宋体" w:cs="宋体" w:hint="eastAsia"/>
+                <w:color w:val="000000"/>
+                <w:lang w:bidi="ar"/>
+              </w:rPr>
+            </w:pPr>
+            <w:proofErr w:type="gramStart"/>
+            <w:r>
+              <w:rPr>
+                <w:rFonts w:ascii="宋体" w:eastAsia="宋体" w:hAnsi="宋体" w:cs="宋体"/>
+                <w:color w:val="000000"/>
+                <w:lang w:bidi="ar"/>
+              </w:rPr>
+              <w:t>智能组卷算法</w:t>
+            </w:r>
+            <w:proofErr w:type="gramEnd"/>
+            <w:r>
+              <w:rPr>
+                <w:rFonts w:ascii="宋体" w:eastAsia="宋体" w:hAnsi="宋体" w:cs="宋体"/>
+                <w:color w:val="000000"/>
+                <w:lang w:bidi="ar"/>
+              </w:rPr>
+              <w:t>： 设计了基于“难度梯度”</w:t>
+            </w:r>
+            <w:proofErr w:type="gramStart"/>
+            <w:r>
+              <w:rPr>
+                <w:rFonts w:ascii="宋体" w:eastAsia="宋体" w:hAnsi="宋体" w:cs="宋体"/>
+                <w:color w:val="000000"/>
+                <w:lang w:bidi="ar"/>
+              </w:rPr>
+              <w:t>的组卷逻辑</w:t>
+            </w:r>
+            <w:proofErr w:type="gramEnd"/>
+            <w:r>
+              <w:rPr>
+                <w:rFonts w:ascii="宋体" w:eastAsia="宋体" w:hAnsi="宋体" w:cs="宋体"/>
+                <w:color w:val="000000"/>
+                <w:lang w:bidi="ar"/>
+              </w:rPr>
+              <w:t>，实现从“简单破冰”到“压力测试”的动态题目序列生成（3-5 题/次）。</w:t>
+            </w:r>
+          </w:p>
+          <w:p>
+            <w:pPr>
+              <w:textAlignment w:val="top"/>
+              <w:rPr>
+                <w:rFonts w:ascii="宋体" w:eastAsia="宋体" w:hAnsi="宋体" w:cs="宋体"/>
                 <w:color w:val="000000"/>
                 <w:lang w:bidi="ar"/>
               </w:rPr>
@@ -332,6 +647,78 @@
                 <w:lang w:bidi="ar"/>
               </w:rPr>
               <w:t>未完成的内容：</w:t>
+            </w:r>
+          </w:p>
+          <w:p>
+            <w:pPr>
+              <w:textAlignment w:val="top"/>
+              <w:rPr>
+                <w:rFonts w:ascii="宋体" w:eastAsia="宋体" w:hAnsi="宋体" w:cs="宋体"/>
+                <w:color w:val="000000"/>
+                <w:lang w:bidi="ar"/>
+              </w:rPr>
+            </w:pPr>
+            <w:r>
+              <w:rPr>
+                <w:rFonts w:ascii="宋体" w:eastAsia="宋体" w:hAnsi="宋体" w:cs="宋体"/>
+                <w:color w:val="000000"/>
+                <w:lang w:bidi="ar"/>
+              </w:rPr>
+              <w:t xml:space="preserve">  数据库表结构物理实现： 尚未完成 SQL </w:t>
+            </w:r>
+            <w:proofErr w:type="gramStart"/>
+            <w:r>
+              <w:rPr>
+                <w:rFonts w:ascii="宋体" w:eastAsia="宋体" w:hAnsi="宋体" w:cs="宋体"/>
+                <w:color w:val="000000"/>
+                <w:lang w:bidi="ar"/>
+              </w:rPr>
+              <w:t>建表语句</w:t>
+            </w:r>
+            <w:proofErr w:type="gramEnd"/>
+            <w:r>
+              <w:rPr>
+                <w:rFonts w:ascii="宋体" w:eastAsia="宋体" w:hAnsi="宋体" w:cs="宋体"/>
+                <w:color w:val="000000"/>
+                <w:lang w:bidi="ar"/>
+              </w:rPr>
+              <w:t>编写。</w:t>
+            </w:r>
+          </w:p>
+          <w:p>
+            <w:pPr>
+              <w:textAlignment w:val="top"/>
+              <w:rPr>
+                <w:rFonts w:ascii="宋体" w:eastAsia="宋体" w:hAnsi="宋体" w:cs="宋体"/>
+                <w:color w:val="000000"/>
+                <w:lang w:bidi="ar"/>
+              </w:rPr>
+            </w:pPr>
+            <w:r>
+              <w:rPr>
+                <w:rFonts w:ascii="宋体" w:eastAsia="宋体" w:hAnsi="宋体" w:cs="宋体"/>
+                <w:color w:val="000000"/>
+                <w:lang w:bidi="ar"/>
+              </w:rPr>
+              <w:t>  JWT 真实 Token 替换： 目前登录接口仍使用 Mock Token。</w:t>
+            </w:r>
+          </w:p>
+          <w:p>
+            <w:pPr>
+              <w:textAlignment w:val="top"/>
+              <w:rPr>
+                <w:rFonts w:ascii="宋体" w:eastAsia="宋体" w:hAnsi="宋体" w:cs="宋体" w:hint="eastAsia"/>
+                <w:color w:val="000000"/>
+                <w:lang w:bidi="ar"/>
+              </w:rPr>
+            </w:pPr>
+            <w:r>
+              <w:rPr>
+                <w:rFonts w:ascii="宋体" w:eastAsia="宋体" w:hAnsi="宋体" w:cs="宋体"/>
+                <w:color w:val="000000"/>
+                <w:lang w:bidi="ar"/>
+              </w:rPr>
+              <w:t>  题库数据填充： 具体的 1000 道面试题目数据尚未录入。</w:t>
             </w:r>
           </w:p>
         </w:tc>
@@ -429,7 +816,7 @@
             <w:pPr>
               <w:textAlignment w:val="top"/>
               <w:rPr>
-                <w:rFonts w:ascii="宋体" w:eastAsia="宋体" w:hAnsi="宋体" w:cs="宋体" w:hint="eastAsia"/>
+                <w:rFonts w:ascii="宋体" w:eastAsia="宋体" w:hAnsi="宋体" w:cs="宋体"/>
                 <w:color w:val="000000"/>
                 <w:lang w:bidi="ar"/>
               </w:rPr>
@@ -441,6 +828,60 @@
                 <w:lang w:bidi="ar"/>
               </w:rPr>
               <w:t>现存问题：</w:t>
+            </w:r>
+          </w:p>
+          <w:p>
+            <w:pPr>
+              <w:textAlignment w:val="top"/>
+              <w:rPr>
+                <w:rFonts w:ascii="宋体" w:eastAsia="宋体" w:hAnsi="宋体" w:cs="宋体"/>
+                <w:color w:val="000000"/>
+                <w:lang w:bidi="ar"/>
+              </w:rPr>
+            </w:pPr>
+            <w:r>
+              <w:rPr>
+                <w:rFonts w:ascii="宋体" w:eastAsia="宋体" w:hAnsi="宋体" w:cs="宋体"/>
+                <w:color w:val="000000"/>
+                <w:lang w:bidi="ar"/>
+              </w:rPr>
+              <w:t>  动态题目调整逻辑： 第 5 题的“根据表现动态调整”需要更明确的算法规则支持（依赖于 IM 模块的实时反馈数据）。</w:t>
+            </w:r>
+          </w:p>
+          <w:p>
+            <w:pPr>
+              <w:textAlignment w:val="top"/>
+              <w:rPr>
+                <w:rFonts w:ascii="宋体" w:eastAsia="宋体" w:hAnsi="宋体" w:cs="宋体" w:hint="eastAsia"/>
+                <w:color w:val="000000"/>
+                <w:lang w:bidi="ar"/>
+              </w:rPr>
+            </w:pPr>
+            <w:r>
+              <w:rPr>
+                <w:rFonts w:ascii="宋体" w:eastAsia="宋体" w:hAnsi="宋体" w:cs="宋体"/>
+                <w:color w:val="000000"/>
+                <w:lang w:bidi="ar"/>
+              </w:rPr>
+              <w:t xml:space="preserve">  并发存储压力： </w:t>
+            </w:r>
+            <w:proofErr w:type="gramStart"/>
+            <w:r>
+              <w:rPr>
+                <w:rFonts w:ascii="宋体" w:eastAsia="宋体" w:hAnsi="宋体" w:cs="宋体"/>
+                <w:color w:val="000000"/>
+                <w:lang w:bidi="ar"/>
+              </w:rPr>
+              <w:t>高频上</w:t>
+            </w:r>
+            <w:proofErr w:type="gramEnd"/>
+            <w:r>
+              <w:rPr>
+                <w:rFonts w:ascii="宋体" w:eastAsia="宋体" w:hAnsi="宋体" w:cs="宋体"/>
+                <w:color w:val="000000"/>
+                <w:lang w:bidi="ar"/>
+              </w:rPr>
+              <w:t>传头像和简历时，本地文件系统存储可能存在性能瓶颈，后续需评估是否引入 OSS（对象存储）。</w:t>
             </w:r>
           </w:p>
         </w:tc>
@@ -538,7 +979,7 @@
             <w:pPr>
               <w:textAlignment w:val="top"/>
               <w:rPr>
-                <w:rFonts w:ascii="宋体" w:eastAsia="宋体" w:hAnsi="宋体" w:cs="宋体" w:hint="eastAsia"/>
+                <w:rFonts w:ascii="宋体" w:eastAsia="宋体" w:hAnsi="宋体" w:cs="宋体"/>
                 <w:color w:val="000000"/>
                 <w:lang w:bidi="ar"/>
               </w:rPr>
@@ -551,6 +992,105 @@
               </w:rPr>
               <w:t>改进建议：</w:t>
             </w:r>
+            <w:r>
+              <w:rPr>
+                <w:rFonts w:ascii="宋体" w:eastAsia="宋体" w:hAnsi="宋体" w:cs="宋体"/>
+                <w:color w:val="000000"/>
+                <w:lang w:bidi="ar"/>
+              </w:rPr>
+              <w:t>  引入 Redis 缓存： 建议对 QM 模块的题库进行缓存处理，以提升</w:t>
+            </w:r>
+            <w:proofErr w:type="gramStart"/>
+            <w:r>
+              <w:rPr>
+                <w:rFonts w:ascii="宋体" w:eastAsia="宋体" w:hAnsi="宋体" w:cs="宋体"/>
+                <w:color w:val="000000"/>
+                <w:lang w:bidi="ar"/>
+              </w:rPr>
+              <w:t>智能组卷的</w:t>
+            </w:r>
+            <w:proofErr w:type="gramEnd"/>
+            <w:r>
+              <w:rPr>
+                <w:rFonts w:ascii="宋体" w:eastAsia="宋体" w:hAnsi="宋体" w:cs="宋体"/>
+                <w:color w:val="000000"/>
+                <w:lang w:bidi="ar"/>
+              </w:rPr>
+              <w:t>响应</w:t>
+            </w:r>
+            <w:r>
+              <w:rPr>
+                <w:rFonts w:ascii="宋体" w:eastAsia="宋体" w:hAnsi="宋体" w:cs="宋体"/>
+                <w:color w:val="000000"/>
+                <w:lang w:bidi="ar"/>
+              </w:rPr>
+              <w:lastRenderedPageBreak/>
+              <w:t>速度。</w:t>
+            </w:r>
+          </w:p>
+          <w:p>
+            <w:pPr>
+              <w:textAlignment w:val="top"/>
+              <w:rPr>
+                <w:rFonts w:ascii="宋体" w:eastAsia="宋体" w:hAnsi="宋体" w:cs="宋体"/>
+                <w:color w:val="000000"/>
+                <w:lang w:bidi="ar"/>
+              </w:rPr>
+            </w:pPr>
+            <w:r>
+              <w:rPr>
+                <w:rFonts w:ascii="宋体" w:eastAsia="宋体" w:hAnsi="宋体" w:cs="宋体"/>
+                <w:color w:val="000000"/>
+                <w:lang w:bidi="ar"/>
+              </w:rPr>
+              <w:t>  接口</w:t>
+            </w:r>
+            <w:proofErr w:type="gramStart"/>
+            <w:r>
+              <w:rPr>
+                <w:rFonts w:ascii="宋体" w:eastAsia="宋体" w:hAnsi="宋体" w:cs="宋体"/>
+                <w:color w:val="000000"/>
+                <w:lang w:bidi="ar"/>
+              </w:rPr>
+              <w:t>防抖与限</w:t>
+            </w:r>
+            <w:proofErr w:type="gramEnd"/>
+            <w:r>
+              <w:rPr>
+                <w:rFonts w:ascii="宋体" w:eastAsia="宋体" w:hAnsi="宋体" w:cs="宋体"/>
+                <w:color w:val="000000"/>
+                <w:lang w:bidi="ar"/>
+              </w:rPr>
+              <w:t>流： 针对注册/登录等高敏感接口，建议增加验证</w:t>
+            </w:r>
+            <w:proofErr w:type="gramStart"/>
+            <w:r>
+              <w:rPr>
+                <w:rFonts w:ascii="宋体" w:eastAsia="宋体" w:hAnsi="宋体" w:cs="宋体"/>
+                <w:color w:val="000000"/>
+                <w:lang w:bidi="ar"/>
+              </w:rPr>
+              <w:t>码机制</w:t>
+            </w:r>
+            <w:proofErr w:type="gramEnd"/>
+            <w:r>
+              <w:rPr>
+                <w:rFonts w:ascii="宋体" w:eastAsia="宋体" w:hAnsi="宋体" w:cs="宋体"/>
+                <w:color w:val="000000"/>
+                <w:lang w:bidi="ar"/>
+              </w:rPr>
+              <w:t>和 IP 访问频率限制，防止恶意攻击。</w:t>
+            </w:r>
+          </w:p>
+          <w:p>
+            <w:pPr>
+              <w:textAlignment w:val="top"/>
+              <w:rPr>
+                <w:rFonts w:ascii="宋体" w:eastAsia="宋体" w:hAnsi="宋体" w:cs="宋体" w:hint="eastAsia"/>
+                <w:color w:val="000000"/>
+                <w:lang w:bidi="ar"/>
+              </w:rPr>
+            </w:pPr>
           </w:p>
         </w:tc>
       </w:tr>
@@ -753,19 +1293,139 @@
             <w:pPr>
               <w:textAlignment w:val="top"/>
               <w:rPr>
-                <w:rFonts w:ascii="宋体" w:eastAsia="宋体" w:hAnsi="宋体" w:cs="宋体" w:hint="eastAsia"/>
-                <w:color w:val="000000"/>
-                <w:lang w:bidi="ar"/>
-              </w:rPr>
-            </w:pPr>
-            <w:r>
-              <w:rPr>
-                <w:rFonts w:ascii="宋体" w:eastAsia="宋体" w:hAnsi="宋体" w:cs="宋体" w:hint="eastAsia"/>
+                <w:rFonts w:ascii="宋体" w:eastAsia="宋体" w:hAnsi="宋体" w:cs="宋体"/>
+                <w:b/>
+                <w:bCs/>
+                <w:color w:val="000000"/>
+                <w:lang w:bidi="ar"/>
+              </w:rPr>
+            </w:pPr>
+            <w:r>
+              <w:rPr>
+                <w:rFonts w:ascii="宋体" w:eastAsia="宋体" w:hAnsi="宋体" w:cs="宋体"/>
+                <w:b/>
+                <w:bCs/>
                 <w:color w:val="000000"/>
                 <w:lang w:bidi="ar"/>
               </w:rPr>
               <w:t>内容：</w:t>
             </w:r>
+          </w:p>
+          <w:p>
+            <w:pPr>
+              <w:numPr>
+                <w:ilvl w:val="0"/>
+                <w:numId w:val="9"/>
+              </w:numPr>
+              <w:textAlignment w:val="top"/>
+              <w:rPr>
+                <w:rFonts w:ascii="宋体" w:eastAsia="宋体" w:hAnsi="宋体" w:cs="宋体"/>
+                <w:color w:val="000000"/>
+                <w:lang w:bidi="ar"/>
+              </w:rPr>
+            </w:pPr>
+            <w:r>
+              <w:rPr>
+                <w:rFonts w:ascii="宋体" w:eastAsia="宋体" w:hAnsi="宋体" w:cs="宋体"/>
+                <w:color w:val="000000"/>
+                <w:lang w:bidi="ar"/>
+              </w:rPr>
+              <w:t>数据库落地： 根据 UM 和 QM 模块的设计文档，完成 MySQL 数据库表结构的建立。</w:t>
+            </w:r>
+          </w:p>
+          <w:p>
+            <w:pPr>
+              <w:numPr>
+                <w:ilvl w:val="0"/>
+                <w:numId w:val="9"/>
+              </w:numPr>
+              <w:textAlignment w:val="top"/>
+              <w:rPr>
+                <w:rFonts w:ascii="宋体" w:eastAsia="宋体" w:hAnsi="宋体" w:cs="宋体"/>
+                <w:color w:val="000000"/>
+                <w:lang w:bidi="ar"/>
+              </w:rPr>
+            </w:pPr>
+            <w:r>
+              <w:rPr>
+                <w:rFonts w:ascii="宋体" w:eastAsia="宋体" w:hAnsi="宋体" w:cs="宋体"/>
+                <w:color w:val="000000"/>
+                <w:lang w:bidi="ar"/>
+              </w:rPr>
+              <w:t>后端基础框架搭建： 初始化项目环境，集成 Web 框架、数据库 ORM 以及文件上传组件。</w:t>
+            </w:r>
+          </w:p>
+          <w:p>
+            <w:pPr>
+              <w:numPr>
+                <w:ilvl w:val="0"/>
+                <w:numId w:val="9"/>
+              </w:numPr>
+              <w:textAlignment w:val="top"/>
+              <w:rPr>
+                <w:rFonts w:ascii="宋体" w:eastAsia="宋体" w:hAnsi="宋体" w:cs="宋体"/>
+                <w:color w:val="000000"/>
+                <w:lang w:bidi="ar"/>
+              </w:rPr>
+            </w:pPr>
+            <w:r>
+              <w:rPr>
+                <w:rFonts w:ascii="宋体" w:eastAsia="宋体" w:hAnsi="宋体" w:cs="宋体"/>
+                <w:color w:val="000000"/>
+                <w:lang w:bidi="ar"/>
+              </w:rPr>
+              <w:t>核心接口开发： 优先实现用户注册登录和头像上</w:t>
+            </w:r>
+            <w:proofErr w:type="gramStart"/>
+            <w:r>
+              <w:rPr>
+                <w:rFonts w:ascii="宋体" w:eastAsia="宋体" w:hAnsi="宋体" w:cs="宋体"/>
+                <w:color w:val="000000"/>
+                <w:lang w:bidi="ar"/>
+              </w:rPr>
+              <w:t>传功能</w:t>
+            </w:r>
+            <w:proofErr w:type="gramEnd"/>
+            <w:r>
+              <w:rPr>
+                <w:rFonts w:ascii="宋体" w:eastAsia="宋体" w:hAnsi="宋体" w:cs="宋体"/>
+                <w:color w:val="000000"/>
+                <w:lang w:bidi="ar"/>
+              </w:rPr>
+              <w:t>的代码编写与自测。</w:t>
+            </w:r>
+          </w:p>
+          <w:p>
+            <w:pPr>
+              <w:numPr>
+                <w:ilvl w:val="0"/>
+                <w:numId w:val="9"/>
+              </w:numPr>
+              <w:textAlignment w:val="top"/>
+              <w:rPr>
+                <w:rFonts w:ascii="宋体" w:eastAsia="宋体" w:hAnsi="宋体" w:cs="宋体"/>
+                <w:color w:val="000000"/>
+                <w:lang w:bidi="ar"/>
+              </w:rPr>
+            </w:pPr>
+            <w:r>
+              <w:rPr>
+                <w:rFonts w:ascii="宋体" w:eastAsia="宋体" w:hAnsi="宋体" w:cs="宋体"/>
+                <w:color w:val="000000"/>
+                <w:lang w:bidi="ar"/>
+              </w:rPr>
+              <w:t>题库导入： 完成首批大数据/AI 领域面试题目的格式化并批量导入系统。</w:t>
+            </w:r>
+          </w:p>
+          <w:p>
+            <w:pPr>
+              <w:textAlignment w:val="top"/>
+              <w:rPr>
+                <w:rFonts w:ascii="宋体" w:eastAsia="宋体" w:hAnsi="宋体" w:cs="宋体" w:hint="eastAsia"/>
+                <w:color w:val="000000"/>
+                <w:lang w:bidi="ar"/>
+              </w:rPr>
+            </w:pPr>
           </w:p>
         </w:tc>
       </w:tr>
@@ -1177,6 +1837,155 @@
 <file path=word/numbering.xml><?xml version="1.0" encoding="utf-8"?>
 <w:numbering xmlns:wpc="http://schemas.microsoft.com/office/word/2010/wordprocessingCanvas" xmlns:cx="http://schemas.microsoft.com/office/drawing/2014/chartex" xmlns:cx1="http://schemas.microsoft.com/office/drawing/2015/9/8/chartex" xmlns:cx2="http://schemas.microsoft.com/office/drawing/2015/10/21/chartex" xmlns:cx3="http://schemas.microsoft.com/office/drawing/2016/5/9/chartex" xmlns:cx4="http://schemas.microsoft.com/office/drawing/2016/5/10/chartex" xmlns:cx5="http://schemas.microsoft.com/office/drawing/2016/5/11/chartex" xmlns:cx6="http://schemas.microsoft.com/office/drawing/2016/5/12/chartex" xmlns:cx7="http://schemas.microsoft.com/office/drawing/2016/5/13/chartex" xmlns:cx8="http://schemas.microsoft.com/office/drawing/2016/5/14/chartex" xmlns:mc="http://schemas.openxmlformats.org/markup-compatibility/2006" xmlns:aink="http://schemas.microsoft.com/office/drawing/2016/ink" xmlns:am3d="http://schemas.microsoft.com/office/drawing/2017/model3d" xmlns:o="urn:schemas-microsoft-com:office:office" xmlns:oel="http://schemas.microsoft.com/office/2019/extlst" xmlns:r="http://schemas.openxmlformats.org/officeDocument/2006/relationships" xmlns:m="http://schemas.openxmlformats.org/officeDocument/2006/math" xmlns:v="urn:schemas-microsoft-com:vml" xmlns:wp14="http://schemas.microsoft.com/office/word/2010/wordprocessingDrawing" xmlns:wp="http://schemas.openxmlformats.org/drawingml/2006/wordprocessingDrawing" xmlns:w10="urn:schemas-microsoft-com:office:word" xmlns:w="http://schemas.openxmlformats.org/wordprocessingml/2006/main" xmlns:w14="http://schemas.microsoft.com/office/word/2010/wordml" xmlns:w15="http://schemas.microsoft.com/office/word/2012/wordml" xmlns:w16cex="http://schemas.microsoft.com/office/word/2018/wordml/cex" xmlns:w16cid="http://schemas.microsoft.com/office/word/2016/wordml/cid" xmlns:w16="http://schemas.microsoft.com/office/word/2018/wordml" xmlns:w16du="http://schemas.microsoft.com/office/word/2023/wordml/word16du" xmlns:w16sdtdh="http://schemas.microsoft.com/office/word/2020/wordml/sdtdatahash" xmlns:w16sdtfl="http://schemas.microsoft.com/office/word/2024/wordml/sdtformatlock" xmlns:w16se="http://schemas.microsoft.com/office/word/2015/wordml/symex" xmlns:wpg="http://schemas.microsoft.com/office/word/2010/wordprocessingGroup" xmlns:wpi="http://schemas.microsoft.com/office/word/2010/wordprocessingInk" xmlns:wne="http://schemas.microsoft.com/office/word/2006/wordml" xmlns:wps="http://schemas.microsoft.com/office/word/2010/wordprocessingShape" mc:Ignorable="w14 w15 w16se w16cid w16 w16cex w16sdtdh w16sdtfl w16du wp14">
   <w:abstractNum w:abstractNumId="0" w15:restartNumberingAfterBreak="0">
+    <w:nsid w:val="00CD5DA7"/>
+    <w:multiLevelType w:val="multilevel"/>
+    <w:tmpl w:val="4A0C3986"/>
+    <w:lvl w:ilvl="0">
+      <w:start w:val="1"/>
+      <w:numFmt w:val="bullet"/>
+      <w:lvlText w:val=""/>
+      <w:lvlJc w:val="left"/>
+      <w:pPr>
+        <w:tabs>
+          <w:tab w:val="num" w:pos="720"/>
+        </w:tabs>
+        <w:ind w:left="720" w:hanging="360"/>
+      </w:pPr>
+      <w:rPr>
+        <w:rFonts w:ascii="Symbol" w:hAnsi="Symbol" w:hint="default"/>
+        <w:sz w:val="20"/>
+      </w:rPr>
+    </w:lvl>
+    <w:lvl w:ilvl="1" w:tentative="1">
+      <w:start w:val="1"/>
+      <w:numFmt w:val="bullet"/>
+      <w:lvlText w:val="o"/>
+      <w:lvlJc w:val="left"/>
+      <w:pPr>
+        <w:tabs>
+          <w:tab w:val="num" w:pos="1440"/>
+        </w:tabs>
+        <w:ind w:left="1440" w:hanging="360"/>
+      </w:pPr>
+      <w:rPr>
+        <w:rFonts w:ascii="Courier New" w:hAnsi="Courier New" w:hint="default"/>
+        <w:sz w:val="20"/>
+      </w:rPr>
+    </w:lvl>
+    <w:lvl w:ilvl="2" w:tentative="1">
+      <w:start w:val="1"/>
+      <w:numFmt w:val="bullet"/>
+      <w:lvlText w:val=""/>
+      <w:lvlJc w:val="left"/>
+      <w:pPr>
+        <w:tabs>
+          <w:tab w:val="num" w:pos="2160"/>
+        </w:tabs>
+        <w:ind w:left="2160" w:hanging="360"/>
+      </w:pPr>
+      <w:rPr>
+        <w:rFonts w:ascii="Wingdings" w:hAnsi="Wingdings" w:hint="default"/>
+        <w:sz w:val="20"/>
+      </w:rPr>
+    </w:lvl>
+    <w:lvl w:ilvl="3" w:tentative="1">
+      <w:start w:val="1"/>
+      <w:numFmt w:val="bullet"/>
+      <w:lvlText w:val=""/>
+      <w:lvlJc w:val="left"/>
+      <w:pPr>
+        <w:tabs>
+          <w:tab w:val="num" w:pos="2880"/>
+        </w:tabs>
+        <w:ind w:left="2880" w:hanging="360"/>
+      </w:pPr>
+      <w:rPr>
+        <w:rFonts w:ascii="Wingdings" w:hAnsi="Wingdings" w:hint="default"/>
+        <w:sz w:val="20"/>
+      </w:rPr>
+    </w:lvl>
+    <w:lvl w:ilvl="4" w:tentative="1">
+      <w:start w:val="1"/>
+      <w:numFmt w:val="bullet"/>
+      <w:lvlText w:val=""/>
+      <w:lvlJc w:val="left"/>
+      <w:pPr>
+        <w:tabs>
+          <w:tab w:val="num" w:pos="3600"/>
+        </w:tabs>
+        <w:ind w:left="3600" w:hanging="360"/>
+      </w:pPr>
+      <w:rPr>
+        <w:rFonts w:ascii="Wingdings" w:hAnsi="Wingdings" w:hint="default"/>
+        <w:sz w:val="20"/>
+      </w:rPr>
+    </w:lvl>
+    <w:lvl w:ilvl="5" w:tentative="1">
+      <w:start w:val="1"/>
+      <w:numFmt w:val="bullet"/>
+      <w:lvlText w:val=""/>
+      <w:lvlJc w:val="left"/>
+      <w:pPr>
+        <w:tabs>
+          <w:tab w:val="num" w:pos="4320"/>
+        </w:tabs>
+        <w:ind w:left="4320" w:hanging="360"/>
+      </w:pPr>
+      <w:rPr>
+        <w:rFonts w:ascii="Wingdings" w:hAnsi="Wingdings" w:hint="default"/>
+        <w:sz w:val="20"/>
+      </w:rPr>
+    </w:lvl>
+    <w:lvl w:ilvl="6" w:tentative="1">
+      <w:start w:val="1"/>
+      <w:numFmt w:val="bullet"/>
+      <w:lvlText w:val=""/>
+      <w:lvlJc w:val="left"/>
+      <w:pPr>
+        <w:tabs>
+          <w:tab w:val="num" w:pos="5040"/>
+        </w:tabs>
+        <w:ind w:left="5040" w:hanging="360"/>
+      </w:pPr>
+      <w:rPr>
+        <w:rFonts w:ascii="Wingdings" w:hAnsi="Wingdings" w:hint="default"/>
+        <w:sz w:val="20"/>
+      </w:rPr>
+    </w:lvl>
+    <w:lvl w:ilvl="7" w:tentative="1">
+      <w:start w:val="1"/>
+      <w:numFmt w:val="bullet"/>
+      <w:lvlText w:val=""/>
+      <w:lvlJc w:val="left"/>
+      <w:pPr>
+        <w:tabs>
+          <w:tab w:val="num" w:pos="5760"/>
+        </w:tabs>
+        <w:ind w:left="5760" w:hanging="360"/>
+      </w:pPr>
+      <w:rPr>
+        <w:rFonts w:ascii="Wingdings" w:hAnsi="Wingdings" w:hint="default"/>
+        <w:sz w:val="20"/>
+      </w:rPr>
+    </w:lvl>
+    <w:lvl w:ilvl="8" w:tentative="1">
+      <w:start w:val="1"/>
+      <w:numFmt w:val="bullet"/>
+      <w:lvlText w:val=""/>
+      <w:lvlJc w:val="left"/>
+      <w:pPr>
+        <w:tabs>
+          <w:tab w:val="num" w:pos="6480"/>
+        </w:tabs>
+        <w:ind w:left="6480" w:hanging="360"/>
+      </w:pPr>
+      <w:rPr>
+        <w:rFonts w:ascii="Wingdings" w:hAnsi="Wingdings" w:hint="default"/>
+        <w:sz w:val="20"/>
+      </w:rPr>
+    </w:lvl>
+  </w:abstractNum>
+  <w:abstractNum w:abstractNumId="1" w15:restartNumberingAfterBreak="0">
     <w:nsid w:val="082C39D5"/>
     <w:multiLevelType w:val="multilevel"/>
     <w:tmpl w:val="D98A078E"/>
@@ -1325,7 +2134,7 @@
       </w:rPr>
     </w:lvl>
   </w:abstractNum>
-  <w:abstractNum w:abstractNumId="1" w15:restartNumberingAfterBreak="0">
+  <w:abstractNum w:abstractNumId="2" w15:restartNumberingAfterBreak="0">
     <w:nsid w:val="08A263B0"/>
     <w:multiLevelType w:val="multilevel"/>
     <w:tmpl w:val="336C01DC"/>
@@ -1474,7 +2283,7 @@
       </w:rPr>
     </w:lvl>
   </w:abstractNum>
-  <w:abstractNum w:abstractNumId="2" w15:restartNumberingAfterBreak="0">
+  <w:abstractNum w:abstractNumId="3" w15:restartNumberingAfterBreak="0">
     <w:nsid w:val="0B962ABB"/>
     <w:multiLevelType w:val="multilevel"/>
     <w:tmpl w:val="189436CC"/>
@@ -1587,7 +2396,7 @@
       </w:pPr>
     </w:lvl>
   </w:abstractNum>
-  <w:abstractNum w:abstractNumId="3" w15:restartNumberingAfterBreak="0">
+  <w:abstractNum w:abstractNumId="4" w15:restartNumberingAfterBreak="0">
     <w:nsid w:val="236D3B74"/>
     <w:multiLevelType w:val="multilevel"/>
     <w:tmpl w:val="45844790"/>
@@ -1700,7 +2509,156 @@
       </w:pPr>
     </w:lvl>
   </w:abstractNum>
-  <w:abstractNum w:abstractNumId="4" w15:restartNumberingAfterBreak="0">
+  <w:abstractNum w:abstractNumId="5" w15:restartNumberingAfterBreak="0">
+    <w:nsid w:val="4A393CB1"/>
+    <w:multiLevelType w:val="multilevel"/>
+    <w:tmpl w:val="20A4792C"/>
+    <w:lvl w:ilvl="0">
+      <w:start w:val="1"/>
+      <w:numFmt w:val="bullet"/>
+      <w:lvlText w:val=""/>
+      <w:lvlJc w:val="left"/>
+      <w:pPr>
+        <w:tabs>
+          <w:tab w:val="num" w:pos="720"/>
+        </w:tabs>
+        <w:ind w:left="720" w:hanging="360"/>
+      </w:pPr>
+      <w:rPr>
+        <w:rFonts w:ascii="Symbol" w:hAnsi="Symbol" w:hint="default"/>
+        <w:sz w:val="20"/>
+      </w:rPr>
+    </w:lvl>
+    <w:lvl w:ilvl="1" w:tentative="1">
+      <w:start w:val="1"/>
+      <w:numFmt w:val="bullet"/>
+      <w:lvlText w:val="o"/>
+      <w:lvlJc w:val="left"/>
+      <w:pPr>
+        <w:tabs>
+          <w:tab w:val="num" w:pos="1440"/>
+        </w:tabs>
+        <w:ind w:left="1440" w:hanging="360"/>
+      </w:pPr>
+      <w:rPr>
+        <w:rFonts w:ascii="Courier New" w:hAnsi="Courier New" w:hint="default"/>
+        <w:sz w:val="20"/>
+      </w:rPr>
+    </w:lvl>
+    <w:lvl w:ilvl="2" w:tentative="1">
+      <w:start w:val="1"/>
+      <w:numFmt w:val="bullet"/>
+      <w:lvlText w:val=""/>
+      <w:lvlJc w:val="left"/>
+      <w:pPr>
+        <w:tabs>
+          <w:tab w:val="num" w:pos="2160"/>
+        </w:tabs>
+        <w:ind w:left="2160" w:hanging="360"/>
+      </w:pPr>
+      <w:rPr>
+        <w:rFonts w:ascii="Wingdings" w:hAnsi="Wingdings" w:hint="default"/>
+        <w:sz w:val="20"/>
+      </w:rPr>
+    </w:lvl>
+    <w:lvl w:ilvl="3" w:tentative="1">
+      <w:start w:val="1"/>
+      <w:numFmt w:val="bullet"/>
+      <w:lvlText w:val=""/>
+      <w:lvlJc w:val="left"/>
+      <w:pPr>
+        <w:tabs>
+          <w:tab w:val="num" w:pos="2880"/>
+        </w:tabs>
+        <w:ind w:left="2880" w:hanging="360"/>
+      </w:pPr>
+      <w:rPr>
+        <w:rFonts w:ascii="Wingdings" w:hAnsi="Wingdings" w:hint="default"/>
+        <w:sz w:val="20"/>
+      </w:rPr>
+    </w:lvl>
+    <w:lvl w:ilvl="4" w:tentative="1">
+      <w:start w:val="1"/>
+      <w:numFmt w:val="bullet"/>
+      <w:lvlText w:val=""/>
+      <w:lvlJc w:val="left"/>
+      <w:pPr>
+        <w:tabs>
+          <w:tab w:val="num" w:pos="3600"/>
+        </w:tabs>
+        <w:ind w:left="3600" w:hanging="360"/>
+      </w:pPr>
+      <w:rPr>
+        <w:rFonts w:ascii="Wingdings" w:hAnsi="Wingdings" w:hint="default"/>
+        <w:sz w:val="20"/>
+      </w:rPr>
+    </w:lvl>
+    <w:lvl w:ilvl="5" w:tentative="1">
+      <w:start w:val="1"/>
+      <w:numFmt w:val="bullet"/>
+      <w:lvlText w:val=""/>
+      <w:lvlJc w:val="left"/>
+      <w:pPr>
+        <w:tabs>
+          <w:tab w:val="num" w:pos="4320"/>
+        </w:tabs>
+        <w:ind w:left="4320" w:hanging="360"/>
+      </w:pPr>
+      <w:rPr>
+        <w:rFonts w:ascii="Wingdings" w:hAnsi="Wingdings" w:hint="default"/>
+        <w:sz w:val="20"/>
+      </w:rPr>
+    </w:lvl>
+    <w:lvl w:ilvl="6" w:tentative="1">
+      <w:start w:val="1"/>
+      <w:numFmt w:val="bullet"/>
+      <w:lvlText w:val=""/>
+      <w:lvlJc w:val="left"/>
+      <w:pPr>
+        <w:tabs>
+          <w:tab w:val="num" w:pos="5040"/>
+        </w:tabs>
+        <w:ind w:left="5040" w:hanging="360"/>
+      </w:pPr>
+      <w:rPr>
+        <w:rFonts w:ascii="Wingdings" w:hAnsi="Wingdings" w:hint="default"/>
+        <w:sz w:val="20"/>
+      </w:rPr>
+    </w:lvl>
+    <w:lvl w:ilvl="7" w:tentative="1">
+      <w:start w:val="1"/>
+      <w:numFmt w:val="bullet"/>
+      <w:lvlText w:val=""/>
+      <w:lvlJc w:val="left"/>
+      <w:pPr>
+        <w:tabs>
+          <w:tab w:val="num" w:pos="5760"/>
+        </w:tabs>
+        <w:ind w:left="5760" w:hanging="360"/>
+      </w:pPr>
+      <w:rPr>
+        <w:rFonts w:ascii="Wingdings" w:hAnsi="Wingdings" w:hint="default"/>
+        <w:sz w:val="20"/>
+      </w:rPr>
+    </w:lvl>
+    <w:lvl w:ilvl="8" w:tentative="1">
+      <w:start w:val="1"/>
+      <w:numFmt w:val="bullet"/>
+      <w:lvlText w:val=""/>
+      <w:lvlJc w:val="left"/>
+      <w:pPr>
+        <w:tabs>
+          <w:tab w:val="num" w:pos="6480"/>
+        </w:tabs>
+        <w:ind w:left="6480" w:hanging="360"/>
+      </w:pPr>
+      <w:rPr>
+        <w:rFonts w:ascii="Wingdings" w:hAnsi="Wingdings" w:hint="default"/>
+        <w:sz w:val="20"/>
+      </w:rPr>
+    </w:lvl>
+  </w:abstractNum>
+  <w:abstractNum w:abstractNumId="6" w15:restartNumberingAfterBreak="0">
     <w:nsid w:val="53191E97"/>
     <w:multiLevelType w:val="multilevel"/>
     <w:tmpl w:val="76A2B9FE"/>
@@ -1849,20 +2807,294 @@
       </w:rPr>
     </w:lvl>
   </w:abstractNum>
+  <w:abstractNum w:abstractNumId="7" w15:restartNumberingAfterBreak="0">
+    <w:nsid w:val="67B72EA3"/>
+    <w:multiLevelType w:val="multilevel"/>
+    <w:tmpl w:val="9DBEEFCC"/>
+    <w:lvl w:ilvl="0">
+      <w:start w:val="1"/>
+      <w:numFmt w:val="decimal"/>
+      <w:lvlText w:val="%1."/>
+      <w:lvlJc w:val="left"/>
+      <w:pPr>
+        <w:tabs>
+          <w:tab w:val="num" w:pos="720"/>
+        </w:tabs>
+        <w:ind w:left="720" w:hanging="360"/>
+      </w:pPr>
+    </w:lvl>
+    <w:lvl w:ilvl="1" w:tentative="1">
+      <w:start w:val="1"/>
+      <w:numFmt w:val="decimal"/>
+      <w:lvlText w:val="%2."/>
+      <w:lvlJc w:val="left"/>
+      <w:pPr>
+        <w:tabs>
+          <w:tab w:val="num" w:pos="1440"/>
+        </w:tabs>
+        <w:ind w:left="1440" w:hanging="360"/>
+      </w:pPr>
+    </w:lvl>
+    <w:lvl w:ilvl="2" w:tentative="1">
+      <w:start w:val="1"/>
+      <w:numFmt w:val="decimal"/>
+      <w:lvlText w:val="%3."/>
+      <w:lvlJc w:val="left"/>
+      <w:pPr>
+        <w:tabs>
+          <w:tab w:val="num" w:pos="2160"/>
+        </w:tabs>
+        <w:ind w:left="2160" w:hanging="360"/>
+      </w:pPr>
+    </w:lvl>
+    <w:lvl w:ilvl="3" w:tentative="1">
+      <w:start w:val="1"/>
+      <w:numFmt w:val="decimal"/>
+      <w:lvlText w:val="%4."/>
+      <w:lvlJc w:val="left"/>
+      <w:pPr>
+        <w:tabs>
+          <w:tab w:val="num" w:pos="2880"/>
+        </w:tabs>
+        <w:ind w:left="2880" w:hanging="360"/>
+      </w:pPr>
+    </w:lvl>
+    <w:lvl w:ilvl="4" w:tentative="1">
+      <w:start w:val="1"/>
+      <w:numFmt w:val="decimal"/>
+      <w:lvlText w:val="%5."/>
+      <w:lvlJc w:val="left"/>
+      <w:pPr>
+        <w:tabs>
+          <w:tab w:val="num" w:pos="3600"/>
+        </w:tabs>
+        <w:ind w:left="3600" w:hanging="360"/>
+      </w:pPr>
+    </w:lvl>
+    <w:lvl w:ilvl="5" w:tentative="1">
+      <w:start w:val="1"/>
+      <w:numFmt w:val="decimal"/>
+      <w:lvlText w:val="%6."/>
+      <w:lvlJc w:val="left"/>
+      <w:pPr>
+        <w:tabs>
+          <w:tab w:val="num" w:pos="4320"/>
+        </w:tabs>
+        <w:ind w:left="4320" w:hanging="360"/>
+      </w:pPr>
+    </w:lvl>
+    <w:lvl w:ilvl="6" w:tentative="1">
+      <w:start w:val="1"/>
+      <w:numFmt w:val="decimal"/>
+      <w:lvlText w:val="%7."/>
+      <w:lvlJc w:val="left"/>
+      <w:pPr>
+        <w:tabs>
+          <w:tab w:val="num" w:pos="5040"/>
+        </w:tabs>
+        <w:ind w:left="5040" w:hanging="360"/>
+      </w:pPr>
+    </w:lvl>
+    <w:lvl w:ilvl="7" w:tentative="1">
+      <w:start w:val="1"/>
+      <w:numFmt w:val="decimal"/>
+      <w:lvlText w:val="%8."/>
+      <w:lvlJc w:val="left"/>
+      <w:pPr>
+        <w:tabs>
+          <w:tab w:val="num" w:pos="5760"/>
+        </w:tabs>
+        <w:ind w:left="5760" w:hanging="360"/>
+      </w:pPr>
+    </w:lvl>
+    <w:lvl w:ilvl="8" w:tentative="1">
+      <w:start w:val="1"/>
+      <w:numFmt w:val="decimal"/>
+      <w:lvlText w:val="%9."/>
+      <w:lvlJc w:val="left"/>
+      <w:pPr>
+        <w:tabs>
+          <w:tab w:val="num" w:pos="6480"/>
+        </w:tabs>
+        <w:ind w:left="6480" w:hanging="360"/>
+      </w:pPr>
+    </w:lvl>
+  </w:abstractNum>
+  <w:abstractNum w:abstractNumId="8" w15:restartNumberingAfterBreak="0">
+    <w:nsid w:val="684C09B0"/>
+    <w:multiLevelType w:val="multilevel"/>
+    <w:tmpl w:val="A256356A"/>
+    <w:lvl w:ilvl="0">
+      <w:start w:val="1"/>
+      <w:numFmt w:val="bullet"/>
+      <w:lvlText w:val=""/>
+      <w:lvlJc w:val="left"/>
+      <w:pPr>
+        <w:tabs>
+          <w:tab w:val="num" w:pos="720"/>
+        </w:tabs>
+        <w:ind w:left="720" w:hanging="360"/>
+      </w:pPr>
+      <w:rPr>
+        <w:rFonts w:ascii="Symbol" w:hAnsi="Symbol" w:hint="default"/>
+        <w:sz w:val="20"/>
+      </w:rPr>
+    </w:lvl>
+    <w:lvl w:ilvl="1" w:tentative="1">
+      <w:start w:val="1"/>
+      <w:numFmt w:val="bullet"/>
+      <w:lvlText w:val="o"/>
+      <w:lvlJc w:val="left"/>
+      <w:pPr>
+        <w:tabs>
+          <w:tab w:val="num" w:pos="1440"/>
+        </w:tabs>
+        <w:ind w:left="1440" w:hanging="360"/>
+      </w:pPr>
+      <w:rPr>
+        <w:rFonts w:ascii="Courier New" w:hAnsi="Courier New" w:hint="default"/>
+        <w:sz w:val="20"/>
+      </w:rPr>
+    </w:lvl>
+    <w:lvl w:ilvl="2" w:tentative="1">
+      <w:start w:val="1"/>
+      <w:numFmt w:val="bullet"/>
+      <w:lvlText w:val=""/>
+      <w:lvlJc w:val="left"/>
+      <w:pPr>
+        <w:tabs>
+          <w:tab w:val="num" w:pos="2160"/>
+        </w:tabs>
+        <w:ind w:left="2160" w:hanging="360"/>
+      </w:pPr>
+      <w:rPr>
+        <w:rFonts w:ascii="Wingdings" w:hAnsi="Wingdings" w:hint="default"/>
+        <w:sz w:val="20"/>
+      </w:rPr>
+    </w:lvl>
+    <w:lvl w:ilvl="3" w:tentative="1">
+      <w:start w:val="1"/>
+      <w:numFmt w:val="bullet"/>
+      <w:lvlText w:val=""/>
+      <w:lvlJc w:val="left"/>
+      <w:pPr>
+        <w:tabs>
+          <w:tab w:val="num" w:pos="2880"/>
+        </w:tabs>
+        <w:ind w:left="2880" w:hanging="360"/>
+      </w:pPr>
+      <w:rPr>
+        <w:rFonts w:ascii="Wingdings" w:hAnsi="Wingdings" w:hint="default"/>
+        <w:sz w:val="20"/>
+      </w:rPr>
+    </w:lvl>
+    <w:lvl w:ilvl="4" w:tentative="1">
+      <w:start w:val="1"/>
+      <w:numFmt w:val="bullet"/>
+      <w:lvlText w:val=""/>
+      <w:lvlJc w:val="left"/>
+      <w:pPr>
+        <w:tabs>
+          <w:tab w:val="num" w:pos="3600"/>
+        </w:tabs>
+        <w:ind w:left="3600" w:hanging="360"/>
+      </w:pPr>
+      <w:rPr>
+        <w:rFonts w:ascii="Wingdings" w:hAnsi="Wingdings" w:hint="default"/>
+        <w:sz w:val="20"/>
+      </w:rPr>
+    </w:lvl>
+    <w:lvl w:ilvl="5" w:tentative="1">
+      <w:start w:val="1"/>
+      <w:numFmt w:val="bullet"/>
+      <w:lvlText w:val=""/>
+      <w:lvlJc w:val="left"/>
+      <w:pPr>
+        <w:tabs>
+          <w:tab w:val="num" w:pos="4320"/>
+        </w:tabs>
+        <w:ind w:left="4320" w:hanging="360"/>
+      </w:pPr>
+      <w:rPr>
+        <w:rFonts w:ascii="Wingdings" w:hAnsi="Wingdings" w:hint="default"/>
+        <w:sz w:val="20"/>
+      </w:rPr>
+    </w:lvl>
+    <w:lvl w:ilvl="6" w:tentative="1">
+      <w:start w:val="1"/>
+      <w:numFmt w:val="bullet"/>
+      <w:lvlText w:val=""/>
+      <w:lvlJc w:val="left"/>
+      <w:pPr>
+        <w:tabs>
+          <w:tab w:val="num" w:pos="5040"/>
+        </w:tabs>
+        <w:ind w:left="5040" w:hanging="360"/>
+      </w:pPr>
+      <w:rPr>
+        <w:rFonts w:ascii="Wingdings" w:hAnsi="Wingdings" w:hint="default"/>
+        <w:sz w:val="20"/>
+      </w:rPr>
+    </w:lvl>
+    <w:lvl w:ilvl="7" w:tentative="1">
+      <w:start w:val="1"/>
+      <w:numFmt w:val="bullet"/>
+      <w:lvlText w:val=""/>
+      <w:lvlJc w:val="left"/>
+      <w:pPr>
+        <w:tabs>
+          <w:tab w:val="num" w:pos="5760"/>
+        </w:tabs>
+        <w:ind w:left="5760" w:hanging="360"/>
+      </w:pPr>
+      <w:rPr>
+        <w:rFonts w:ascii="Wingdings" w:hAnsi="Wingdings" w:hint="default"/>
+        <w:sz w:val="20"/>
+      </w:rPr>
+    </w:lvl>
+    <w:lvl w:ilvl="8" w:tentative="1">
+      <w:start w:val="1"/>
+      <w:numFmt w:val="bullet"/>
+      <w:lvlText w:val=""/>
+      <w:lvlJc w:val="left"/>
+      <w:pPr>
+        <w:tabs>
+          <w:tab w:val="num" w:pos="6480"/>
+        </w:tabs>
+        <w:ind w:left="6480" w:hanging="360"/>
+      </w:pPr>
+      <w:rPr>
+        <w:rFonts w:ascii="Wingdings" w:hAnsi="Wingdings" w:hint="default"/>
+        <w:sz w:val="20"/>
+      </w:rPr>
+    </w:lvl>
+  </w:abstractNum>
   <w:num w:numId="1" w16cid:durableId="1519194324">
+    <w:abstractNumId w:val="4"/>
+  </w:num>
+  <w:num w:numId="2" w16cid:durableId="1678654969">
+    <w:abstractNumId w:val="6"/>
+  </w:num>
+  <w:num w:numId="3" w16cid:durableId="268591706">
+    <w:abstractNumId w:val="1"/>
+  </w:num>
+  <w:num w:numId="4" w16cid:durableId="1634479751">
     <w:abstractNumId w:val="3"/>
   </w:num>
-  <w:num w:numId="2" w16cid:durableId="1678654969">
-    <w:abstractNumId w:val="4"/>
+  <w:num w:numId="5" w16cid:durableId="1717854091">
+    <w:abstractNumId w:val="2"/>
   </w:num>
-  <w:num w:numId="3" w16cid:durableId="268591706">
+  <w:num w:numId="6" w16cid:durableId="392698823">
+    <w:abstractNumId w:val="5"/>
+  </w:num>
+  <w:num w:numId="7" w16cid:durableId="1201625106">
+    <w:abstractNumId w:val="8"/>
+  </w:num>
+  <w:num w:numId="8" w16cid:durableId="183521329">
     <w:abstractNumId w:val="0"/>
   </w:num>
-  <w:num w:numId="4" w16cid:durableId="1634479751">
-    <w:abstractNumId w:val="2"/>
-  </w:num>
-  <w:num w:numId="5" w16cid:durableId="1717854091">
-    <w:abstractNumId w:val="1"/>
+  <w:num w:numId="9" w16cid:durableId="138697548">
+    <w:abstractNumId w:val="7"/>
   </w:num>
 </w:numbering>
 </file>
@@ -2181,7 +3413,6 @@
   <w:style w:type="character" w:default="1" w:styleId="a0">
     <w:name w:val="Default Paragraph Font"/>
     <w:uiPriority w:val="1"/>
-    <w:semiHidden/>
     <w:unhideWhenUsed/>
   </w:style>
   <w:style w:type="table" w:default="1" w:styleId="a1">
@@ -2265,6 +3496,16 @@
     </w:pPr>
     <w:rPr>
       <w:rFonts w:ascii="宋体" w:eastAsia="宋体" w:hAnsi="宋体" w:cs="宋体"/>
+      <w:sz w:val="24"/>
+      <w:szCs w:val="24"/>
+    </w:rPr>
+  </w:style>
+  <w:style w:type="paragraph" w:styleId="a5">
+    <w:name w:val="Normal (Web)"/>
+    <w:basedOn w:val="a"/>
+    <w:rsid w:val="00F07AEE"/>
+    <w:rPr>
+      <w:rFonts w:ascii="Times New Roman" w:hAnsi="Times New Roman" w:cs="Times New Roman"/>
       <w:sz w:val="24"/>
       <w:szCs w:val="24"/>
     </w:rPr>

--- a/工作周报/工作周报模板.docx
+++ b/工作周报/工作周报模板.docx
@@ -142,13 +142,6 @@
                 <w:color w:val="000000"/>
               </w:rPr>
             </w:pPr>
-            <w:r>
-              <w:rPr>
-                <w:rFonts w:ascii="宋体" w:eastAsia="宋体" w:hAnsi="宋体" w:cs="宋体" w:hint="eastAsia"/>
-                <w:color w:val="000000"/>
-              </w:rPr>
-              <w:t>朱绪达</w:t>
-            </w:r>
           </w:p>
         </w:tc>
         <w:tc>
@@ -202,13 +195,6 @@
                 <w:color w:val="000000"/>
               </w:rPr>
             </w:pPr>
-            <w:r>
-              <w:rPr>
-                <w:rFonts w:ascii="宋体" w:eastAsia="宋体" w:hAnsi="宋体" w:cs="宋体" w:hint="eastAsia"/>
-                <w:color w:val="000000"/>
-              </w:rPr>
-              <w:t>2026/3/25-2026/4/1</w:t>
-            </w:r>
           </w:p>
         </w:tc>
         <w:tc>
@@ -327,7 +313,7 @@
             <w:pPr>
               <w:textAlignment w:val="top"/>
               <w:rPr>
-                <w:rFonts w:ascii="宋体" w:eastAsia="宋体" w:hAnsi="宋体" w:cs="宋体"/>
+                <w:rFonts w:ascii="宋体" w:eastAsia="宋体" w:hAnsi="宋体" w:cs="宋体" w:hint="eastAsia"/>
                 <w:color w:val="000000"/>
                 <w:lang w:bidi="ar"/>
               </w:rPr>
@@ -338,304 +324,14 @@
                 <w:color w:val="000000"/>
                 <w:lang w:bidi="ar"/>
               </w:rPr>
-              <w:t>完成的内容(项目达到运行状态时，</w:t>
+              <w:t>完成的内容(项目达到运行状态时，请配截图）：</w:t>
             </w:r>
-            <w:proofErr w:type="gramStart"/>
-            <w:r>
-              <w:rPr>
-                <w:rFonts w:ascii="宋体" w:eastAsia="宋体" w:hAnsi="宋体" w:cs="宋体" w:hint="eastAsia"/>
-                <w:color w:val="000000"/>
-                <w:lang w:bidi="ar"/>
-              </w:rPr>
-              <w:t>请配截</w:t>
-            </w:r>
-            <w:proofErr w:type="gramEnd"/>
-            <w:r>
-              <w:rPr>
-                <w:rFonts w:ascii="宋体" w:eastAsia="宋体" w:hAnsi="宋体" w:cs="宋体" w:hint="eastAsia"/>
-                <w:color w:val="000000"/>
-                <w:lang w:bidi="ar"/>
-              </w:rPr>
-              <w:t>图）：</w:t>
-            </w:r>
           </w:p>
           <w:p>
             <w:pPr>
               <w:textAlignment w:val="top"/>
               <w:rPr>
-                <w:rFonts w:ascii="宋体" w:eastAsia="宋体" w:hAnsi="宋体" w:cs="宋体"/>
-                <w:color w:val="000000"/>
-                <w:lang w:bidi="ar"/>
-              </w:rPr>
-            </w:pPr>
-            <w:r>
-              <w:rPr>
-                <w:rFonts w:ascii="宋体" w:eastAsia="宋体" w:hAnsi="宋体" w:cs="宋体"/>
-                <w:color w:val="000000"/>
-                <w:lang w:bidi="ar"/>
-              </w:rPr>
-              <w:t>1. 系统架构与功能模块设计</w:t>
-            </w:r>
-          </w:p>
-          <w:p>
-            <w:pPr>
-              <w:numPr>
-                <w:ilvl w:val="0"/>
-                <w:numId w:val="6"/>
-              </w:numPr>
-              <w:textAlignment w:val="top"/>
-              <w:rPr>
-                <w:rFonts w:ascii="宋体" w:eastAsia="宋体" w:hAnsi="宋体" w:cs="宋体"/>
-                <w:color w:val="000000"/>
-                <w:lang w:bidi="ar"/>
-              </w:rPr>
-            </w:pPr>
-            <w:r>
-              <w:rPr>
-                <w:rFonts w:ascii="宋体" w:eastAsia="宋体" w:hAnsi="宋体" w:cs="宋体"/>
-                <w:color w:val="000000"/>
-                <w:lang w:bidi="ar"/>
-              </w:rPr>
-              <w:t>全局架构规划： 明确了模拟面试系统的 6 大核心模块（用户管理 UM、题目管理 QM、模拟面试 IM、AI 助手 AI、文件下载 DM、文件预览 PM）。</w:t>
-            </w:r>
-          </w:p>
-          <w:p>
-            <w:pPr>
-              <w:numPr>
-                <w:ilvl w:val="0"/>
-                <w:numId w:val="6"/>
-              </w:numPr>
-              <w:textAlignment w:val="top"/>
-              <w:rPr>
-                <w:rFonts w:ascii="宋体" w:eastAsia="宋体" w:hAnsi="宋体" w:cs="宋体"/>
-                <w:color w:val="000000"/>
-                <w:lang w:bidi="ar"/>
-              </w:rPr>
-            </w:pPr>
-            <w:r>
-              <w:rPr>
-                <w:rFonts w:ascii="宋体" w:eastAsia="宋体" w:hAnsi="宋体" w:cs="宋体"/>
-                <w:color w:val="000000"/>
-                <w:lang w:bidi="ar"/>
-              </w:rPr>
-              <w:t>核心链路梳理： 确立了以“多模态分析”和“智能提问”为核心的面试评测流程。</w:t>
-            </w:r>
-          </w:p>
-          <w:p>
-            <w:pPr>
-              <w:textAlignment w:val="top"/>
-              <w:rPr>
-                <w:rFonts w:ascii="宋体" w:eastAsia="宋体" w:hAnsi="宋体" w:cs="宋体"/>
-                <w:color w:val="000000"/>
-                <w:lang w:bidi="ar"/>
-              </w:rPr>
-            </w:pPr>
-            <w:r>
-              <w:rPr>
-                <w:rFonts w:ascii="宋体" w:eastAsia="宋体" w:hAnsi="宋体" w:cs="宋体"/>
-                <w:color w:val="000000"/>
-                <w:lang w:bidi="ar"/>
-              </w:rPr>
-              <w:t>2. 用户管理模块 (UM) 详细设计与接口定义</w:t>
-            </w:r>
-          </w:p>
-          <w:p>
-            <w:pPr>
-              <w:numPr>
-                <w:ilvl w:val="0"/>
-                <w:numId w:val="7"/>
-              </w:numPr>
-              <w:textAlignment w:val="top"/>
-              <w:rPr>
-                <w:rFonts w:ascii="宋体" w:eastAsia="宋体" w:hAnsi="宋体" w:cs="宋体"/>
-                <w:color w:val="000000"/>
-                <w:lang w:bidi="ar"/>
-              </w:rPr>
-            </w:pPr>
-            <w:r>
-              <w:rPr>
-                <w:rFonts w:ascii="宋体" w:eastAsia="宋体" w:hAnsi="宋体" w:cs="宋体"/>
-                <w:color w:val="000000"/>
-                <w:lang w:bidi="ar"/>
-              </w:rPr>
-              <w:t xml:space="preserve">身份验证体系： 完成了用户注册（UM-001）与登录（UM-002）的业务逻辑设计。引入 </w:t>
-            </w:r>
-            <w:proofErr w:type="spellStart"/>
-            <w:r>
-              <w:rPr>
-                <w:rFonts w:ascii="宋体" w:eastAsia="宋体" w:hAnsi="宋体" w:cs="宋体"/>
-                <w:color w:val="000000"/>
-                <w:lang w:bidi="ar"/>
-              </w:rPr>
-              <w:t>bcrypt</w:t>
-            </w:r>
-            <w:proofErr w:type="spellEnd"/>
-            <w:r>
-              <w:rPr>
-                <w:rFonts w:ascii="宋体" w:eastAsia="宋体" w:hAnsi="宋体" w:cs="宋体"/>
-                <w:color w:val="000000"/>
-                <w:lang w:bidi="ar"/>
-              </w:rPr>
-              <w:t xml:space="preserve"> 算法 进行密码加密处理，并设计了基于 Token 的认证机制。</w:t>
-            </w:r>
-          </w:p>
-          <w:p>
-            <w:pPr>
-              <w:numPr>
-                <w:ilvl w:val="0"/>
-                <w:numId w:val="7"/>
-              </w:numPr>
-              <w:textAlignment w:val="top"/>
-              <w:rPr>
-                <w:rFonts w:ascii="宋体" w:eastAsia="宋体" w:hAnsi="宋体" w:cs="宋体"/>
-                <w:color w:val="000000"/>
-                <w:lang w:bidi="ar"/>
-              </w:rPr>
-            </w:pPr>
-            <w:r>
-              <w:rPr>
-                <w:rFonts w:ascii="宋体" w:eastAsia="宋体" w:hAnsi="宋体" w:cs="宋体"/>
-                <w:color w:val="000000"/>
-                <w:lang w:bidi="ar"/>
-              </w:rPr>
-              <w:t>文件存储方案： 建立了头像与简历的分类存储规范（</w:t>
-            </w:r>
-            <w:proofErr w:type="spellStart"/>
-            <w:r>
-              <w:rPr>
-                <w:rFonts w:ascii="宋体" w:eastAsia="宋体" w:hAnsi="宋体" w:cs="宋体"/>
-                <w:color w:val="000000"/>
-                <w:lang w:bidi="ar"/>
-              </w:rPr>
-              <w:t>DataFile</w:t>
-            </w:r>
-            <w:proofErr w:type="spellEnd"/>
-            <w:r>
-              <w:rPr>
-                <w:rFonts w:ascii="宋体" w:eastAsia="宋体" w:hAnsi="宋体" w:cs="宋体"/>
-                <w:color w:val="000000"/>
-                <w:lang w:bidi="ar"/>
-              </w:rPr>
-              <w:t>/目录），并实现了严格的 MIME 类型校验与文件大小限制。</w:t>
-            </w:r>
-          </w:p>
-          <w:p>
-            <w:pPr>
-              <w:numPr>
-                <w:ilvl w:val="0"/>
-                <w:numId w:val="7"/>
-              </w:numPr>
-              <w:textAlignment w:val="top"/>
-              <w:rPr>
-                <w:rFonts w:ascii="宋体" w:eastAsia="宋体" w:hAnsi="宋体" w:cs="宋体"/>
-                <w:color w:val="000000"/>
-                <w:lang w:bidi="ar"/>
-              </w:rPr>
-            </w:pPr>
-            <w:r>
-              <w:rPr>
-                <w:rFonts w:ascii="宋体" w:eastAsia="宋体" w:hAnsi="宋体" w:cs="宋体"/>
-                <w:color w:val="000000"/>
-                <w:lang w:bidi="ar"/>
-              </w:rPr>
-              <w:t>用户信息维护： 完成了获取信息、更新资料、头像上传/预览及简历状态检查等 8 个子项 的接口协议定义。</w:t>
-            </w:r>
-          </w:p>
-          <w:p>
-            <w:pPr>
-              <w:textAlignment w:val="top"/>
-              <w:rPr>
-                <w:rFonts w:ascii="宋体" w:eastAsia="宋体" w:hAnsi="宋体" w:cs="宋体"/>
-                <w:color w:val="000000"/>
-                <w:lang w:bidi="ar"/>
-              </w:rPr>
-            </w:pPr>
-            <w:r>
-              <w:rPr>
-                <w:rFonts w:ascii="宋体" w:eastAsia="宋体" w:hAnsi="宋体" w:cs="宋体"/>
-                <w:color w:val="000000"/>
-                <w:lang w:bidi="ar"/>
-              </w:rPr>
-              <w:t>3. 面试题目管理模块 (QM) 逻辑构建</w:t>
-            </w:r>
-          </w:p>
-          <w:p>
-            <w:pPr>
-              <w:numPr>
-                <w:ilvl w:val="0"/>
-                <w:numId w:val="8"/>
-              </w:numPr>
-              <w:textAlignment w:val="top"/>
-              <w:rPr>
-                <w:rFonts w:ascii="宋体" w:eastAsia="宋体" w:hAnsi="宋体" w:cs="宋体"/>
-                <w:color w:val="000000"/>
-                <w:lang w:bidi="ar"/>
-              </w:rPr>
-            </w:pPr>
-            <w:r>
-              <w:rPr>
-                <w:rFonts w:ascii="宋体" w:eastAsia="宋体" w:hAnsi="宋体" w:cs="宋体"/>
-                <w:color w:val="000000"/>
-                <w:lang w:bidi="ar"/>
-              </w:rPr>
-              <w:t>多领域题库设计： 规划了大数据、物联网、人工智能三大领域的专业题库，涵盖 1000 道题目的预设目标。</w:t>
-            </w:r>
-          </w:p>
-          <w:p>
-            <w:pPr>
-              <w:numPr>
-                <w:ilvl w:val="0"/>
-                <w:numId w:val="8"/>
-              </w:numPr>
-              <w:textAlignment w:val="top"/>
-              <w:rPr>
-                <w:rFonts w:ascii="宋体" w:eastAsia="宋体" w:hAnsi="宋体" w:cs="宋体" w:hint="eastAsia"/>
-                <w:color w:val="000000"/>
-                <w:lang w:bidi="ar"/>
-              </w:rPr>
-            </w:pPr>
-            <w:proofErr w:type="gramStart"/>
-            <w:r>
-              <w:rPr>
-                <w:rFonts w:ascii="宋体" w:eastAsia="宋体" w:hAnsi="宋体" w:cs="宋体"/>
-                <w:color w:val="000000"/>
-                <w:lang w:bidi="ar"/>
-              </w:rPr>
-              <w:t>智能组卷算法</w:t>
-            </w:r>
-            <w:proofErr w:type="gramEnd"/>
-            <w:r>
-              <w:rPr>
-                <w:rFonts w:ascii="宋体" w:eastAsia="宋体" w:hAnsi="宋体" w:cs="宋体"/>
-                <w:color w:val="000000"/>
-                <w:lang w:bidi="ar"/>
-              </w:rPr>
-              <w:t>： 设计了基于“难度梯度”</w:t>
-            </w:r>
-            <w:proofErr w:type="gramStart"/>
-            <w:r>
-              <w:rPr>
-                <w:rFonts w:ascii="宋体" w:eastAsia="宋体" w:hAnsi="宋体" w:cs="宋体"/>
-                <w:color w:val="000000"/>
-                <w:lang w:bidi="ar"/>
-              </w:rPr>
-              <w:t>的组卷逻辑</w:t>
-            </w:r>
-            <w:proofErr w:type="gramEnd"/>
-            <w:r>
-              <w:rPr>
-                <w:rFonts w:ascii="宋体" w:eastAsia="宋体" w:hAnsi="宋体" w:cs="宋体"/>
-                <w:color w:val="000000"/>
-                <w:lang w:bidi="ar"/>
-              </w:rPr>
-              <w:t>，实现从“简单破冰”到“压力测试”的动态题目序列生成（3-5 题/次）。</w:t>
-            </w:r>
-          </w:p>
-          <w:p>
-            <w:pPr>
-              <w:textAlignment w:val="top"/>
-              <w:rPr>
-                <w:rFonts w:ascii="宋体" w:eastAsia="宋体" w:hAnsi="宋体" w:cs="宋体"/>
+                <w:rFonts w:ascii="宋体" w:eastAsia="宋体" w:hAnsi="宋体" w:cs="宋体" w:hint="eastAsia"/>
                 <w:color w:val="000000"/>
                 <w:lang w:bidi="ar"/>
               </w:rPr>
@@ -653,73 +349,11 @@
             <w:pPr>
               <w:textAlignment w:val="top"/>
               <w:rPr>
-                <w:rFonts w:ascii="宋体" w:eastAsia="宋体" w:hAnsi="宋体" w:cs="宋体"/>
+                <w:rFonts w:ascii="宋体" w:eastAsia="宋体" w:hAnsi="宋体" w:cs="宋体" w:hint="eastAsia"/>
                 <w:color w:val="000000"/>
                 <w:lang w:bidi="ar"/>
               </w:rPr>
             </w:pPr>
-            <w:r>
-              <w:rPr>
-                <w:rFonts w:ascii="宋体" w:eastAsia="宋体" w:hAnsi="宋体" w:cs="宋体"/>
-                <w:color w:val="000000"/>
-                <w:lang w:bidi="ar"/>
-              </w:rPr>
-              <w:t xml:space="preserve">  数据库表结构物理实现： 尚未完成 SQL </w:t>
-            </w:r>
-            <w:proofErr w:type="gramStart"/>
-            <w:r>
-              <w:rPr>
-                <w:rFonts w:ascii="宋体" w:eastAsia="宋体" w:hAnsi="宋体" w:cs="宋体"/>
-                <w:color w:val="000000"/>
-                <w:lang w:bidi="ar"/>
-              </w:rPr>
-              <w:t>建表语句</w:t>
-            </w:r>
-            <w:proofErr w:type="gramEnd"/>
-            <w:r>
-              <w:rPr>
-                <w:rFonts w:ascii="宋体" w:eastAsia="宋体" w:hAnsi="宋体" w:cs="宋体"/>
-                <w:color w:val="000000"/>
-                <w:lang w:bidi="ar"/>
-              </w:rPr>
-              <w:t>编写。</w:t>
-            </w:r>
-          </w:p>
-          <w:p>
-            <w:pPr>
-              <w:textAlignment w:val="top"/>
-              <w:rPr>
-                <w:rFonts w:ascii="宋体" w:eastAsia="宋体" w:hAnsi="宋体" w:cs="宋体"/>
-                <w:color w:val="000000"/>
-                <w:lang w:bidi="ar"/>
-              </w:rPr>
-            </w:pPr>
-            <w:r>
-              <w:rPr>
-                <w:rFonts w:ascii="宋体" w:eastAsia="宋体" w:hAnsi="宋体" w:cs="宋体"/>
-                <w:color w:val="000000"/>
-                <w:lang w:bidi="ar"/>
-              </w:rPr>
-              <w:t>  JWT 真实 Token 替换： 目前登录接口仍使用 Mock Token。</w:t>
-            </w:r>
-          </w:p>
-          <w:p>
-            <w:pPr>
-              <w:textAlignment w:val="top"/>
-              <w:rPr>
-                <w:rFonts w:ascii="宋体" w:eastAsia="宋体" w:hAnsi="宋体" w:cs="宋体" w:hint="eastAsia"/>
-                <w:color w:val="000000"/>
-                <w:lang w:bidi="ar"/>
-              </w:rPr>
-            </w:pPr>
-            <w:r>
-              <w:rPr>
-                <w:rFonts w:ascii="宋体" w:eastAsia="宋体" w:hAnsi="宋体" w:cs="宋体"/>
-                <w:color w:val="000000"/>
-                <w:lang w:bidi="ar"/>
-              </w:rPr>
-              <w:t>  题库数据填充： 具体的 1000 道面试题目数据尚未录入。</w:t>
-            </w:r>
           </w:p>
         </w:tc>
       </w:tr>
@@ -816,7 +450,7 @@
             <w:pPr>
               <w:textAlignment w:val="top"/>
               <w:rPr>
-                <w:rFonts w:ascii="宋体" w:eastAsia="宋体" w:hAnsi="宋体" w:cs="宋体"/>
+                <w:rFonts w:ascii="宋体" w:eastAsia="宋体" w:hAnsi="宋体" w:cs="宋体" w:hint="eastAsia"/>
                 <w:color w:val="000000"/>
                 <w:lang w:bidi="ar"/>
               </w:rPr>
@@ -834,55 +468,11 @@
             <w:pPr>
               <w:textAlignment w:val="top"/>
               <w:rPr>
-                <w:rFonts w:ascii="宋体" w:eastAsia="宋体" w:hAnsi="宋体" w:cs="宋体"/>
+                <w:rFonts w:ascii="宋体" w:eastAsia="宋体" w:hAnsi="宋体" w:cs="宋体" w:hint="eastAsia"/>
                 <w:color w:val="000000"/>
                 <w:lang w:bidi="ar"/>
               </w:rPr>
             </w:pPr>
-            <w:r>
-              <w:rPr>
-                <w:rFonts w:ascii="宋体" w:eastAsia="宋体" w:hAnsi="宋体" w:cs="宋体"/>
-                <w:color w:val="000000"/>
-                <w:lang w:bidi="ar"/>
-              </w:rPr>
-              <w:t>  动态题目调整逻辑： 第 5 题的“根据表现动态调整”需要更明确的算法规则支持（依赖于 IM 模块的实时反馈数据）。</w:t>
-            </w:r>
-          </w:p>
-          <w:p>
-            <w:pPr>
-              <w:textAlignment w:val="top"/>
-              <w:rPr>
-                <w:rFonts w:ascii="宋体" w:eastAsia="宋体" w:hAnsi="宋体" w:cs="宋体" w:hint="eastAsia"/>
-                <w:color w:val="000000"/>
-                <w:lang w:bidi="ar"/>
-              </w:rPr>
-            </w:pPr>
-            <w:r>
-              <w:rPr>
-                <w:rFonts w:ascii="宋体" w:eastAsia="宋体" w:hAnsi="宋体" w:cs="宋体"/>
-                <w:color w:val="000000"/>
-                <w:lang w:bidi="ar"/>
-              </w:rPr>
-              <w:t xml:space="preserve">  并发存储压力： </w:t>
-            </w:r>
-            <w:proofErr w:type="gramStart"/>
-            <w:r>
-              <w:rPr>
-                <w:rFonts w:ascii="宋体" w:eastAsia="宋体" w:hAnsi="宋体" w:cs="宋体"/>
-                <w:color w:val="000000"/>
-                <w:lang w:bidi="ar"/>
-              </w:rPr>
-              <w:t>高频上</w:t>
-            </w:r>
-            <w:proofErr w:type="gramEnd"/>
-            <w:r>
-              <w:rPr>
-                <w:rFonts w:ascii="宋体" w:eastAsia="宋体" w:hAnsi="宋体" w:cs="宋体"/>
-                <w:color w:val="000000"/>
-                <w:lang w:bidi="ar"/>
-              </w:rPr>
-              <w:t>传头像和简历时，本地文件系统存储可能存在性能瓶颈，后续需评估是否引入 OSS（对象存储）。</w:t>
-            </w:r>
           </w:p>
         </w:tc>
       </w:tr>
@@ -979,7 +569,7 @@
             <w:pPr>
               <w:textAlignment w:val="top"/>
               <w:rPr>
-                <w:rFonts w:ascii="宋体" w:eastAsia="宋体" w:hAnsi="宋体" w:cs="宋体"/>
+                <w:rFonts w:ascii="宋体" w:eastAsia="宋体" w:hAnsi="宋体" w:cs="宋体" w:hint="eastAsia"/>
                 <w:color w:val="000000"/>
                 <w:lang w:bidi="ar"/>
               </w:rPr>
@@ -992,105 +582,6 @@
               </w:rPr>
               <w:t>改进建议：</w:t>
             </w:r>
-            <w:r>
-              <w:rPr>
-                <w:rFonts w:ascii="宋体" w:eastAsia="宋体" w:hAnsi="宋体" w:cs="宋体"/>
-                <w:color w:val="000000"/>
-                <w:lang w:bidi="ar"/>
-              </w:rPr>
-              <w:t>  引入 Redis 缓存： 建议对 QM 模块的题库进行缓存处理，以提升</w:t>
-            </w:r>
-            <w:proofErr w:type="gramStart"/>
-            <w:r>
-              <w:rPr>
-                <w:rFonts w:ascii="宋体" w:eastAsia="宋体" w:hAnsi="宋体" w:cs="宋体"/>
-                <w:color w:val="000000"/>
-                <w:lang w:bidi="ar"/>
-              </w:rPr>
-              <w:t>智能组卷的</w:t>
-            </w:r>
-            <w:proofErr w:type="gramEnd"/>
-            <w:r>
-              <w:rPr>
-                <w:rFonts w:ascii="宋体" w:eastAsia="宋体" w:hAnsi="宋体" w:cs="宋体"/>
-                <w:color w:val="000000"/>
-                <w:lang w:bidi="ar"/>
-              </w:rPr>
-              <w:t>响应</w:t>
-            </w:r>
-            <w:r>
-              <w:rPr>
-                <w:rFonts w:ascii="宋体" w:eastAsia="宋体" w:hAnsi="宋体" w:cs="宋体"/>
-                <w:color w:val="000000"/>
-                <w:lang w:bidi="ar"/>
-              </w:rPr>
-              <w:lastRenderedPageBreak/>
-              <w:t>速度。</w:t>
-            </w:r>
-          </w:p>
-          <w:p>
-            <w:pPr>
-              <w:textAlignment w:val="top"/>
-              <w:rPr>
-                <w:rFonts w:ascii="宋体" w:eastAsia="宋体" w:hAnsi="宋体" w:cs="宋体"/>
-                <w:color w:val="000000"/>
-                <w:lang w:bidi="ar"/>
-              </w:rPr>
-            </w:pPr>
-            <w:r>
-              <w:rPr>
-                <w:rFonts w:ascii="宋体" w:eastAsia="宋体" w:hAnsi="宋体" w:cs="宋体"/>
-                <w:color w:val="000000"/>
-                <w:lang w:bidi="ar"/>
-              </w:rPr>
-              <w:t>  接口</w:t>
-            </w:r>
-            <w:proofErr w:type="gramStart"/>
-            <w:r>
-              <w:rPr>
-                <w:rFonts w:ascii="宋体" w:eastAsia="宋体" w:hAnsi="宋体" w:cs="宋体"/>
-                <w:color w:val="000000"/>
-                <w:lang w:bidi="ar"/>
-              </w:rPr>
-              <w:t>防抖与限</w:t>
-            </w:r>
-            <w:proofErr w:type="gramEnd"/>
-            <w:r>
-              <w:rPr>
-                <w:rFonts w:ascii="宋体" w:eastAsia="宋体" w:hAnsi="宋体" w:cs="宋体"/>
-                <w:color w:val="000000"/>
-                <w:lang w:bidi="ar"/>
-              </w:rPr>
-              <w:t>流： 针对注册/登录等高敏感接口，建议增加验证</w:t>
-            </w:r>
-            <w:proofErr w:type="gramStart"/>
-            <w:r>
-              <w:rPr>
-                <w:rFonts w:ascii="宋体" w:eastAsia="宋体" w:hAnsi="宋体" w:cs="宋体"/>
-                <w:color w:val="000000"/>
-                <w:lang w:bidi="ar"/>
-              </w:rPr>
-              <w:t>码机制</w:t>
-            </w:r>
-            <w:proofErr w:type="gramEnd"/>
-            <w:r>
-              <w:rPr>
-                <w:rFonts w:ascii="宋体" w:eastAsia="宋体" w:hAnsi="宋体" w:cs="宋体"/>
-                <w:color w:val="000000"/>
-                <w:lang w:bidi="ar"/>
-              </w:rPr>
-              <w:t>和 IP 访问频率限制，防止恶意攻击。</w:t>
-            </w:r>
-          </w:p>
-          <w:p>
-            <w:pPr>
-              <w:textAlignment w:val="top"/>
-              <w:rPr>
-                <w:rFonts w:ascii="宋体" w:eastAsia="宋体" w:hAnsi="宋体" w:cs="宋体" w:hint="eastAsia"/>
-                <w:color w:val="000000"/>
-                <w:lang w:bidi="ar"/>
-              </w:rPr>
-            </w:pPr>
           </w:p>
         </w:tc>
       </w:tr>
@@ -1293,128 +784,22 @@
             <w:pPr>
               <w:textAlignment w:val="top"/>
               <w:rPr>
+                <w:rFonts w:ascii="宋体" w:eastAsia="宋体" w:hAnsi="宋体" w:cs="宋体" w:hint="eastAsia"/>
+                <w:b/>
+                <w:bCs/>
+                <w:color w:val="000000"/>
+                <w:lang w:bidi="ar"/>
+              </w:rPr>
+            </w:pPr>
+            <w:r>
+              <w:rPr>
                 <w:rFonts w:ascii="宋体" w:eastAsia="宋体" w:hAnsi="宋体" w:cs="宋体"/>
                 <w:b/>
                 <w:bCs/>
                 <w:color w:val="000000"/>
                 <w:lang w:bidi="ar"/>
               </w:rPr>
-            </w:pPr>
-            <w:r>
-              <w:rPr>
-                <w:rFonts w:ascii="宋体" w:eastAsia="宋体" w:hAnsi="宋体" w:cs="宋体"/>
-                <w:b/>
-                <w:bCs/>
-                <w:color w:val="000000"/>
-                <w:lang w:bidi="ar"/>
-              </w:rPr>
               <w:t>内容：</w:t>
-            </w:r>
-          </w:p>
-          <w:p>
-            <w:pPr>
-              <w:numPr>
-                <w:ilvl w:val="0"/>
-                <w:numId w:val="9"/>
-              </w:numPr>
-              <w:textAlignment w:val="top"/>
-              <w:rPr>
-                <w:rFonts w:ascii="宋体" w:eastAsia="宋体" w:hAnsi="宋体" w:cs="宋体"/>
-                <w:color w:val="000000"/>
-                <w:lang w:bidi="ar"/>
-              </w:rPr>
-            </w:pPr>
-            <w:r>
-              <w:rPr>
-                <w:rFonts w:ascii="宋体" w:eastAsia="宋体" w:hAnsi="宋体" w:cs="宋体"/>
-                <w:color w:val="000000"/>
-                <w:lang w:bidi="ar"/>
-              </w:rPr>
-              <w:t>数据库落地： 根据 UM 和 QM 模块的设计文档，完成 MySQL 数据库表结构的建立。</w:t>
-            </w:r>
-          </w:p>
-          <w:p>
-            <w:pPr>
-              <w:numPr>
-                <w:ilvl w:val="0"/>
-                <w:numId w:val="9"/>
-              </w:numPr>
-              <w:textAlignment w:val="top"/>
-              <w:rPr>
-                <w:rFonts w:ascii="宋体" w:eastAsia="宋体" w:hAnsi="宋体" w:cs="宋体"/>
-                <w:color w:val="000000"/>
-                <w:lang w:bidi="ar"/>
-              </w:rPr>
-            </w:pPr>
-            <w:r>
-              <w:rPr>
-                <w:rFonts w:ascii="宋体" w:eastAsia="宋体" w:hAnsi="宋体" w:cs="宋体"/>
-                <w:color w:val="000000"/>
-                <w:lang w:bidi="ar"/>
-              </w:rPr>
-              <w:t>后端基础框架搭建： 初始化项目环境，集成 Web 框架、数据库 ORM 以及文件上传组件。</w:t>
-            </w:r>
-          </w:p>
-          <w:p>
-            <w:pPr>
-              <w:numPr>
-                <w:ilvl w:val="0"/>
-                <w:numId w:val="9"/>
-              </w:numPr>
-              <w:textAlignment w:val="top"/>
-              <w:rPr>
-                <w:rFonts w:ascii="宋体" w:eastAsia="宋体" w:hAnsi="宋体" w:cs="宋体"/>
-                <w:color w:val="000000"/>
-                <w:lang w:bidi="ar"/>
-              </w:rPr>
-            </w:pPr>
-            <w:r>
-              <w:rPr>
-                <w:rFonts w:ascii="宋体" w:eastAsia="宋体" w:hAnsi="宋体" w:cs="宋体"/>
-                <w:color w:val="000000"/>
-                <w:lang w:bidi="ar"/>
-              </w:rPr>
-              <w:t>核心接口开发： 优先实现用户注册登录和头像上</w:t>
-            </w:r>
-            <w:proofErr w:type="gramStart"/>
-            <w:r>
-              <w:rPr>
-                <w:rFonts w:ascii="宋体" w:eastAsia="宋体" w:hAnsi="宋体" w:cs="宋体"/>
-                <w:color w:val="000000"/>
-                <w:lang w:bidi="ar"/>
-              </w:rPr>
-              <w:t>传功能</w:t>
-            </w:r>
-            <w:proofErr w:type="gramEnd"/>
-            <w:r>
-              <w:rPr>
-                <w:rFonts w:ascii="宋体" w:eastAsia="宋体" w:hAnsi="宋体" w:cs="宋体"/>
-                <w:color w:val="000000"/>
-                <w:lang w:bidi="ar"/>
-              </w:rPr>
-              <w:t>的代码编写与自测。</w:t>
-            </w:r>
-          </w:p>
-          <w:p>
-            <w:pPr>
-              <w:numPr>
-                <w:ilvl w:val="0"/>
-                <w:numId w:val="9"/>
-              </w:numPr>
-              <w:textAlignment w:val="top"/>
-              <w:rPr>
-                <w:rFonts w:ascii="宋体" w:eastAsia="宋体" w:hAnsi="宋体" w:cs="宋体"/>
-                <w:color w:val="000000"/>
-                <w:lang w:bidi="ar"/>
-              </w:rPr>
-            </w:pPr>
-            <w:r>
-              <w:rPr>
-                <w:rFonts w:ascii="宋体" w:eastAsia="宋体" w:hAnsi="宋体" w:cs="宋体"/>
-                <w:color w:val="000000"/>
-                <w:lang w:bidi="ar"/>
-              </w:rPr>
-              <w:t>题库导入： 完成首批大数据/AI 领域面试题目的格式化并批量导入系统。</w:t>
             </w:r>
           </w:p>
           <w:p>
@@ -3413,6 +2798,7 @@
   <w:style w:type="character" w:default="1" w:styleId="a0">
     <w:name w:val="Default Paragraph Font"/>
     <w:uiPriority w:val="1"/>
+    <w:semiHidden/>
     <w:unhideWhenUsed/>
   </w:style>
   <w:style w:type="table" w:default="1" w:styleId="a1">
